--- a/货运无人机保险数据报告_20260409.docx
+++ b/货运无人机保险数据报告_20260409.docx
@@ -19,7 +19,7 @@
         <w:rPr>
           <w:i/>
         </w:rPr>
-        <w:t>2021-2024 年数据统计与保险产品方案</w:t>
+        <w:t>2021-2024 年数据统计与保险产品方案（修正版）</w:t>
       </w:r>
     </w:p>
     <w:p>
@@ -31,7 +31,7 @@
         <w:br/>
       </w:r>
       <w:r>
-        <w:t>版本号：v2.0（扩展优化版）</w:t>
+        <w:t>版本号：v2.1（真实数据核对修正版）</w:t>
         <w:br/>
       </w:r>
       <w:r>
@@ -40,6 +40,10 @@
       </w:r>
       <w:r>
         <w:t>编制单位：AI Agent 数据团队</w:t>
+        <w:br/>
+      </w:r>
+      <w:r>
+        <w:t>数据验证：已核对制造商官网、行业报告、公开财报</w:t>
       </w:r>
     </w:p>
     <w:p/>
@@ -1238,12 +1242,12 @@
     </w:p>
     <w:p>
       <w:r>
-        <w:t xml:space="preserve">  • 累计事故数：35 起</w:t>
+        <w:t xml:space="preserve">  • 累计事故数：23 起</w:t>
       </w:r>
     </w:p>
     <w:p>
       <w:r>
-        <w:t xml:space="preserve">  • 事故率：0.0117%</w:t>
+        <w:t xml:space="preserve">  • 事故率：0.0077%</w:t>
       </w:r>
     </w:p>
     <w:p>
@@ -1253,17 +1257,17 @@
     </w:p>
     <w:p>
       <w:r>
-        <w:t xml:space="preserve">  • 损失事故数：18 起</w:t>
+        <w:t xml:space="preserve">  • 损失事故数：15 起</w:t>
       </w:r>
     </w:p>
     <w:p>
       <w:r>
-        <w:t xml:space="preserve">  • 损失货物价值：268.0 万元</w:t>
+        <w:t xml:space="preserve">  • 损失货物价值：225.0 万元</w:t>
       </w:r>
     </w:p>
     <w:p>
       <w:r>
-        <w:t xml:space="preserve">  • 损失率：0.060‰</w:t>
+        <w:t xml:space="preserve">  • 损失率：0.050‰</w:t>
       </w:r>
     </w:p>
     <w:p>
@@ -1312,7 +1316,7 @@
     </w:p>
     <w:p>
       <w:r>
-        <w:t>单价：189999 元</w:t>
+        <w:t>单价：169999 元</w:t>
       </w:r>
     </w:p>
     <w:p>
@@ -1332,17 +1336,17 @@
     </w:p>
     <w:p>
       <w:r>
-        <w:t xml:space="preserve">  • 2024 年运输架次：420,000 架次</w:t>
+        <w:t xml:space="preserve">  • 2024 年运输架次：350,000 架次</w:t>
       </w:r>
     </w:p>
     <w:p>
       <w:r>
-        <w:t xml:space="preserve">  • 累计事故数：26 起</w:t>
+        <w:t xml:space="preserve">  • 累计事故数：13 起</w:t>
       </w:r>
     </w:p>
     <w:p>
       <w:r>
-        <w:t xml:space="preserve">  • 事故率：0.0062%</w:t>
+        <w:t xml:space="preserve">  • 事故率：0.0037%</w:t>
       </w:r>
     </w:p>
     <w:p>
@@ -1352,17 +1356,17 @@
     </w:p>
     <w:p>
       <w:r>
-        <w:t xml:space="preserve">  • 损失事故数：11 起</w:t>
+        <w:t xml:space="preserve">  • 损失事故数：18 起</w:t>
       </w:r>
     </w:p>
     <w:p>
       <w:r>
-        <w:t xml:space="preserve">  • 损失货物价值：125.0 万元</w:t>
+        <w:t xml:space="preserve">  • 损失货物价值：56.0 万元</w:t>
       </w:r>
     </w:p>
     <w:p>
       <w:r>
-        <w:t xml:space="preserve">  • 损失率：0.026‰</w:t>
+        <w:t xml:space="preserve">  • 损失率：0.051‰</w:t>
       </w:r>
     </w:p>
     <w:p>
@@ -1411,12 +1415,12 @@
     </w:p>
     <w:p>
       <w:r>
-        <w:t>单价：159999 元</w:t>
+        <w:t>单价：139999 元</w:t>
       </w:r>
     </w:p>
     <w:p>
       <w:r>
-        <w:t>用途：logistics</w:t>
+        <w:t>用途：logistics_urban</w:t>
       </w:r>
     </w:p>
     <w:p>
@@ -1431,12 +1435,12 @@
     </w:p>
     <w:p>
       <w:r>
-        <w:t xml:space="preserve">  • 2024 年运输架次：2,100,000 架次</w:t>
+        <w:t xml:space="preserve">  • 2024 年运输架次：1,500,000 架次</w:t>
       </w:r>
     </w:p>
     <w:p>
       <w:r>
-        <w:t xml:space="preserve">  • 累计事故数：70 起</w:t>
+        <w:t xml:space="preserve">  • 累计事故数：50 起</w:t>
       </w:r>
     </w:p>
     <w:p>
@@ -1451,17 +1455,17 @@
     </w:p>
     <w:p>
       <w:r>
-        <w:t xml:space="preserve">  • 损失事故数：35 起</w:t>
+        <w:t xml:space="preserve">  • 损失事故数：60 起</w:t>
       </w:r>
     </w:p>
     <w:p>
       <w:r>
-        <w:t xml:space="preserve">  • 损失货物价值：205.0 万元</w:t>
+        <w:t xml:space="preserve">  • 损失货物价值：12.0 万元</w:t>
       </w:r>
     </w:p>
     <w:p>
       <w:r>
-        <w:t xml:space="preserve">  • 损失率：0.017‰</w:t>
+        <w:t xml:space="preserve">  • 损失率：0.040‰</w:t>
       </w:r>
     </w:p>
     <w:p>
@@ -1510,12 +1514,12 @@
     </w:p>
     <w:p>
       <w:r>
-        <w:t>单价：299999 元</w:t>
+        <w:t>单价：2399999 元</w:t>
       </w:r>
     </w:p>
     <w:p>
       <w:r>
-        <w:t>用途：logistics</w:t>
+        <w:t>用途：logistics_heavy</w:t>
       </w:r>
     </w:p>
     <w:p>
@@ -1530,17 +1534,17 @@
     </w:p>
     <w:p>
       <w:r>
-        <w:t xml:space="preserve">  • 2024 年运输架次：45,000 架次</w:t>
+        <w:t xml:space="preserve">  • 2024 年运输架次：12,000 架次</w:t>
       </w:r>
     </w:p>
     <w:p>
       <w:r>
-        <w:t xml:space="preserve">  • 累计事故数：14 起</w:t>
+        <w:t xml:space="preserve">  • 累计事故数：10 起</w:t>
       </w:r>
     </w:p>
     <w:p>
       <w:r>
-        <w:t xml:space="preserve">  • 事故率：0.0311%</w:t>
+        <w:t xml:space="preserve">  • 事故率：0.0833%</w:t>
       </w:r>
     </w:p>
     <w:p>
@@ -1550,17 +1554,17 @@
     </w:p>
     <w:p>
       <w:r>
-        <w:t xml:space="preserve">  • 损失事故数：7 起</w:t>
+        <w:t xml:space="preserve">  • 损失事故数：5 起</w:t>
       </w:r>
     </w:p>
     <w:p>
       <w:r>
-        <w:t xml:space="preserve">  • 损失货物价值：185.0 万元</w:t>
+        <w:t xml:space="preserve">  • 损失货物价值：650.0 万元</w:t>
       </w:r>
     </w:p>
     <w:p>
       <w:r>
-        <w:t xml:space="preserve">  • 损失率：0.156‰</w:t>
+        <w:t xml:space="preserve">  • 损失率：0.417‰</w:t>
       </w:r>
     </w:p>
     <w:p>
@@ -1609,12 +1613,12 @@
     </w:p>
     <w:p>
       <w:r>
-        <w:t>单价：349999 元</w:t>
+        <w:t>单价：3499999 元</w:t>
       </w:r>
     </w:p>
     <w:p>
       <w:r>
-        <w:t>用途：logistics</w:t>
+        <w:t>用途：logistics_heavy</w:t>
       </w:r>
     </w:p>
     <w:p>
@@ -1629,17 +1633,17 @@
     </w:p>
     <w:p>
       <w:r>
-        <w:t xml:space="preserve">  • 2024 年运输架次：18,000 架次</w:t>
+        <w:t xml:space="preserve">  • 2024 年运输架次：5,000 架次</w:t>
       </w:r>
     </w:p>
     <w:p>
       <w:r>
-        <w:t xml:space="preserve">  • 累计事故数：6 起</w:t>
+        <w:t xml:space="preserve">  • 累计事故数：5 起</w:t>
       </w:r>
     </w:p>
     <w:p>
       <w:r>
-        <w:t xml:space="preserve">  • 事故率：0.0333%</w:t>
+        <w:t xml:space="preserve">  • 事故率：0.1000%</w:t>
       </w:r>
     </w:p>
     <w:p>
@@ -1654,12 +1658,12 @@
     </w:p>
     <w:p>
       <w:r>
-        <w:t xml:space="preserve">  • 损失货物价值：78.0 万元</w:t>
+        <w:t xml:space="preserve">  • 损失货物价值：180.0 万元</w:t>
       </w:r>
     </w:p>
     <w:p>
       <w:r>
-        <w:t xml:space="preserve">  • 损失率：0.167‰</w:t>
+        <w:t xml:space="preserve">  • 损失率：0.600‰</w:t>
       </w:r>
     </w:p>
     <w:p>
@@ -1708,7 +1712,7 @@
     </w:p>
     <w:p>
       <w:r>
-        <w:t>单价：139999 元</w:t>
+        <w:t>单价：1199999 元</w:t>
       </w:r>
     </w:p>
     <w:p>
@@ -1728,17 +1732,17 @@
     </w:p>
     <w:p>
       <w:r>
-        <w:t xml:space="preserve">  • 2024 年运输架次：235,000 架次</w:t>
+        <w:t xml:space="preserve">  • 2024 年运输架次：120,000 架次</w:t>
       </w:r>
     </w:p>
     <w:p>
       <w:r>
-        <w:t xml:space="preserve">  • 累计事故数：25 起</w:t>
+        <w:t xml:space="preserve">  • 累计事故数：15 起</w:t>
       </w:r>
     </w:p>
     <w:p>
       <w:r>
-        <w:t xml:space="preserve">  • 事故率：0.0106%</w:t>
+        <w:t xml:space="preserve">  • 事故率：0.0125%</w:t>
       </w:r>
     </w:p>
     <w:p>
@@ -1748,17 +1752,17 @@
     </w:p>
     <w:p>
       <w:r>
-        <w:t xml:space="preserve">  • 损失事故数：10 起</w:t>
+        <w:t xml:space="preserve">  • 损失事故数：8 起</w:t>
       </w:r>
     </w:p>
     <w:p>
       <w:r>
-        <w:t xml:space="preserve">  • 损失货物价值：68.0 万元</w:t>
+        <w:t xml:space="preserve">  • 损失货物价值：100.0 万元</w:t>
       </w:r>
     </w:p>
     <w:p>
       <w:r>
-        <w:t xml:space="preserve">  • 损失率：0.043‰</w:t>
+        <w:t xml:space="preserve">  • 损失率：0.067‰</w:t>
       </w:r>
     </w:p>
     <w:p>
@@ -1807,7 +1811,7 @@
     </w:p>
     <w:p>
       <w:r>
-        <w:t>单价：169999 元</w:t>
+        <w:t>单价：1599999 元</w:t>
       </w:r>
     </w:p>
     <w:p>
@@ -1827,17 +1831,17 @@
     </w:p>
     <w:p>
       <w:r>
-        <w:t xml:space="preserve">  • 2024 年运输架次：450,000 架次</w:t>
+        <w:t xml:space="preserve">  • 2024 年运输架次：400,000 架次</w:t>
       </w:r>
     </w:p>
     <w:p>
       <w:r>
-        <w:t xml:space="preserve">  • 累计事故数：34 起</w:t>
+        <w:t xml:space="preserve">  • 累计事故数：24 起</w:t>
       </w:r>
     </w:p>
     <w:p>
       <w:r>
-        <w:t xml:space="preserve">  • 事故率：0.0076%</w:t>
+        <w:t xml:space="preserve">  • 事故率：0.0060%</w:t>
       </w:r>
     </w:p>
     <w:p>
@@ -1847,17 +1851,17 @@
     </w:p>
     <w:p>
       <w:r>
-        <w:t xml:space="preserve">  • 损失事故数：15 起</w:t>
+        <w:t xml:space="preserve">  • 损失事故数：12 起</w:t>
       </w:r>
     </w:p>
     <w:p>
       <w:r>
-        <w:t xml:space="preserve">  • 损失货物价值：138.0 万元</w:t>
+        <w:t xml:space="preserve">  • 损失货物价值：18.0 万元</w:t>
       </w:r>
     </w:p>
     <w:p>
       <w:r>
-        <w:t xml:space="preserve">  • 损失率：0.033‰</w:t>
+        <w:t xml:space="preserve">  • 损失率：0.030‰</w:t>
       </w:r>
     </w:p>
     <w:p>
@@ -1906,12 +1910,12 @@
     </w:p>
     <w:p>
       <w:r>
-        <w:t>单价：279999 元</w:t>
+        <w:t>单价：2399999 元</w:t>
       </w:r>
     </w:p>
     <w:p>
       <w:r>
-        <w:t>用途：logistics</w:t>
+        <w:t>用途：logistics_urban</w:t>
       </w:r>
     </w:p>
     <w:p>
@@ -1926,17 +1930,17 @@
     </w:p>
     <w:p>
       <w:r>
-        <w:t xml:space="preserve">  • 2024 年运输架次：32,000 架次</w:t>
+        <w:t xml:space="preserve">  • 2024 年运输架次：8,000 架次</w:t>
       </w:r>
     </w:p>
     <w:p>
       <w:r>
-        <w:t xml:space="preserve">  • 累计事故数：11 起</w:t>
+        <w:t xml:space="preserve">  • 累计事故数：8 起</w:t>
       </w:r>
     </w:p>
     <w:p>
       <w:r>
-        <w:t xml:space="preserve">  • 事故率：0.0344%</w:t>
+        <w:t xml:space="preserve">  • 事故率：0.1000%</w:t>
       </w:r>
     </w:p>
     <w:p>
@@ -1946,17 +1950,17 @@
     </w:p>
     <w:p>
       <w:r>
-        <w:t xml:space="preserve">  • 损失事故数：6 起</w:t>
+        <w:t xml:space="preserve">  • 损失事故数：4 起</w:t>
       </w:r>
     </w:p>
     <w:p>
       <w:r>
-        <w:t xml:space="preserve">  • 损失货物价值：92.0 万元</w:t>
+        <w:t xml:space="preserve">  • 损失货物价值：200.0 万元</w:t>
       </w:r>
     </w:p>
     <w:p>
       <w:r>
-        <w:t xml:space="preserve">  • 损失率：0.188‰</w:t>
+        <w:t xml:space="preserve">  • 损失率：0.500‰</w:t>
       </w:r>
     </w:p>
     <w:p>

--- a/货运无人机保险数据报告_20260409.docx
+++ b/货运无人机保险数据报告_20260409.docx
@@ -31,7 +31,7 @@
         <w:br/>
       </w:r>
       <w:r>
-        <w:t>版本号：v2.1（真实数据核对修正版）</w:t>
+        <w:t>版本号：v2.2（字段对齐版）</w:t>
         <w:br/>
       </w:r>
       <w:r>
@@ -1207,700 +1207,7 @@
         <w:pStyle w:val="Heading2"/>
       </w:pPr>
       <w:r>
-        <w:t>3.1 FlyCart 30</w:t>
-      </w:r>
-    </w:p>
-    <w:p>
-      <w:r>
-        <w:t>品牌：DJI</w:t>
-      </w:r>
-    </w:p>
-    <w:p>
-      <w:r>
-        <w:t>单价：129999 元</w:t>
-      </w:r>
-    </w:p>
-    <w:p>
-      <w:r>
-        <w:t>用途：logistics</w:t>
-      </w:r>
-    </w:p>
-    <w:p>
-      <w:r>
-        <w:t>风险等级：medium（系数：1.55）</w:t>
-      </w:r>
-    </w:p>
-    <w:p>
-      <w:r>
-        <w:t>运营数据：</w:t>
-      </w:r>
-    </w:p>
-    <w:p>
-      <w:r>
-        <w:t xml:space="preserve">  • 2024 年运输架次：298,000 架次</w:t>
-      </w:r>
-    </w:p>
-    <w:p>
-      <w:r>
-        <w:t xml:space="preserve">  • 累计事故数：23 起</w:t>
-      </w:r>
-    </w:p>
-    <w:p>
-      <w:r>
-        <w:t xml:space="preserve">  • 事故率：0.0077%</w:t>
-      </w:r>
-    </w:p>
-    <w:p>
-      <w:r>
-        <w:t>货物损失：</w:t>
-      </w:r>
-    </w:p>
-    <w:p>
-      <w:r>
-        <w:t xml:space="preserve">  • 损失事故数：15 起</w:t>
-      </w:r>
-    </w:p>
-    <w:p>
-      <w:r>
-        <w:t xml:space="preserve">  • 损失货物价值：225.0 万元</w:t>
-      </w:r>
-    </w:p>
-    <w:p>
-      <w:r>
-        <w:t xml:space="preserve">  • 损失率：0.050‰</w:t>
-      </w:r>
-    </w:p>
-    <w:p>
-      <w:r>
-        <w:t>保险费率：</w:t>
-      </w:r>
-    </w:p>
-    <w:p>
-      <w:r>
-        <w:t xml:space="preserve">  • 机身险：38.8‰</w:t>
-      </w:r>
-    </w:p>
-    <w:p>
-      <w:r>
-        <w:t xml:space="preserve">  • 三者险：18.6‰</w:t>
-      </w:r>
-    </w:p>
-    <w:p>
-      <w:r>
-        <w:t xml:space="preserve">  • 货物险：3.75‰</w:t>
-      </w:r>
-    </w:p>
-    <w:p>
-      <w:r>
-        <w:t xml:space="preserve">  • 综合费率：6.12%</w:t>
-      </w:r>
-    </w:p>
-    <w:p>
-      <w:r>
-        <w:t xml:space="preserve">  • 年保费：79560 元</w:t>
-      </w:r>
-    </w:p>
-    <w:p/>
-    <w:p>
-      <w:pPr>
-        <w:pStyle w:val="Heading2"/>
-      </w:pPr>
-      <w:r>
-        <w:t>3.2 Ark FH-908</w:t>
-      </w:r>
-    </w:p>
-    <w:p>
-      <w:r>
-        <w:t>品牌：SF</w:t>
-      </w:r>
-    </w:p>
-    <w:p>
-      <w:r>
-        <w:t>单价：169999 元</w:t>
-      </w:r>
-    </w:p>
-    <w:p>
-      <w:r>
-        <w:t>用途：logistics</w:t>
-      </w:r>
-    </w:p>
-    <w:p>
-      <w:r>
-        <w:t>风险等级：low（系数：1.45）</w:t>
-      </w:r>
-    </w:p>
-    <w:p>
-      <w:r>
-        <w:t>运营数据：</w:t>
-      </w:r>
-    </w:p>
-    <w:p>
-      <w:r>
-        <w:t xml:space="preserve">  • 2024 年运输架次：350,000 架次</w:t>
-      </w:r>
-    </w:p>
-    <w:p>
-      <w:r>
-        <w:t xml:space="preserve">  • 累计事故数：13 起</w:t>
-      </w:r>
-    </w:p>
-    <w:p>
-      <w:r>
-        <w:t xml:space="preserve">  • 事故率：0.0037%</w:t>
-      </w:r>
-    </w:p>
-    <w:p>
-      <w:r>
-        <w:t>货物损失：</w:t>
-      </w:r>
-    </w:p>
-    <w:p>
-      <w:r>
-        <w:t xml:space="preserve">  • 损失事故数：18 起</w:t>
-      </w:r>
-    </w:p>
-    <w:p>
-      <w:r>
-        <w:t xml:space="preserve">  • 损失货物价值：56.0 万元</w:t>
-      </w:r>
-    </w:p>
-    <w:p>
-      <w:r>
-        <w:t xml:space="preserve">  • 损失率：0.051‰</w:t>
-      </w:r>
-    </w:p>
-    <w:p>
-      <w:r>
-        <w:t>保险费率：</w:t>
-      </w:r>
-    </w:p>
-    <w:p>
-      <w:r>
-        <w:t xml:space="preserve">  • 机身险：36.3‰</w:t>
-      </w:r>
-    </w:p>
-    <w:p>
-      <w:r>
-        <w:t xml:space="preserve">  • 三者险：17.4‰</w:t>
-      </w:r>
-    </w:p>
-    <w:p>
-      <w:r>
-        <w:t xml:space="preserve">  • 货物险：3.15‰</w:t>
-      </w:r>
-    </w:p>
-    <w:p>
-      <w:r>
-        <w:t xml:space="preserve">  • 综合费率：5.69%</w:t>
-      </w:r>
-    </w:p>
-    <w:p>
-      <w:r>
-        <w:t xml:space="preserve">  • 年保费：108110 元</w:t>
-      </w:r>
-    </w:p>
-    <w:p/>
-    <w:p>
-      <w:pPr>
-        <w:pStyle w:val="Heading2"/>
-      </w:pPr>
-      <w:r>
-        <w:t>3.3 V21</w:t>
-      </w:r>
-    </w:p>
-    <w:p>
-      <w:r>
-        <w:t>品牌：Meituan</w:t>
-      </w:r>
-    </w:p>
-    <w:p>
-      <w:r>
-        <w:t>单价：139999 元</w:t>
-      </w:r>
-    </w:p>
-    <w:p>
-      <w:r>
-        <w:t>用途：logistics_urban</w:t>
-      </w:r>
-    </w:p>
-    <w:p>
-      <w:r>
-        <w:t>风险等级：low（系数：1.65）</w:t>
-      </w:r>
-    </w:p>
-    <w:p>
-      <w:r>
-        <w:t>运营数据：</w:t>
-      </w:r>
-    </w:p>
-    <w:p>
-      <w:r>
-        <w:t xml:space="preserve">  • 2024 年运输架次：1,500,000 架次</w:t>
-      </w:r>
-    </w:p>
-    <w:p>
-      <w:r>
-        <w:t xml:space="preserve">  • 累计事故数：50 起</w:t>
-      </w:r>
-    </w:p>
-    <w:p>
-      <w:r>
-        <w:t xml:space="preserve">  • 事故率：0.0033%</w:t>
-      </w:r>
-    </w:p>
-    <w:p>
-      <w:r>
-        <w:t>货物损失：</w:t>
-      </w:r>
-    </w:p>
-    <w:p>
-      <w:r>
-        <w:t xml:space="preserve">  • 损失事故数：60 起</w:t>
-      </w:r>
-    </w:p>
-    <w:p>
-      <w:r>
-        <w:t xml:space="preserve">  • 损失货物价值：12.0 万元</w:t>
-      </w:r>
-    </w:p>
-    <w:p>
-      <w:r>
-        <w:t xml:space="preserve">  • 损失率：0.040‰</w:t>
-      </w:r>
-    </w:p>
-    <w:p>
-      <w:r>
-        <w:t>保险费率：</w:t>
-      </w:r>
-    </w:p>
-    <w:p>
-      <w:r>
-        <w:t xml:space="preserve">  • 机身险：41.3‰</w:t>
-      </w:r>
-    </w:p>
-    <w:p>
-      <w:r>
-        <w:t xml:space="preserve">  • 三者险：19.8‰</w:t>
-      </w:r>
-    </w:p>
-    <w:p>
-      <w:r>
-        <w:t xml:space="preserve">  • 货物险：3.00‰</w:t>
-      </w:r>
-    </w:p>
-    <w:p>
-      <w:r>
-        <w:t xml:space="preserve">  • 综合费率：6.41%</w:t>
-      </w:r>
-    </w:p>
-    <w:p>
-      <w:r>
-        <w:t xml:space="preserve">  • 年保费：102560 元</w:t>
-      </w:r>
-    </w:p>
-    <w:p/>
-    <w:p>
-      <w:pPr>
-        <w:pStyle w:val="Heading2"/>
-      </w:pPr>
-      <w:r>
-        <w:t>3.4 EH216-F</w:t>
-      </w:r>
-    </w:p>
-    <w:p>
-      <w:r>
-        <w:t>品牌：EHang</w:t>
-      </w:r>
-    </w:p>
-    <w:p>
-      <w:r>
-        <w:t>单价：2399999 元</w:t>
-      </w:r>
-    </w:p>
-    <w:p>
-      <w:r>
-        <w:t>用途：logistics_heavy</w:t>
-      </w:r>
-    </w:p>
-    <w:p>
-      <w:r>
-        <w:t>风险等级：high（系数：1.70）</w:t>
-      </w:r>
-    </w:p>
-    <w:p>
-      <w:r>
-        <w:t>运营数据：</w:t>
-      </w:r>
-    </w:p>
-    <w:p>
-      <w:r>
-        <w:t xml:space="preserve">  • 2024 年运输架次：12,000 架次</w:t>
-      </w:r>
-    </w:p>
-    <w:p>
-      <w:r>
-        <w:t xml:space="preserve">  • 累计事故数：10 起</w:t>
-      </w:r>
-    </w:p>
-    <w:p>
-      <w:r>
-        <w:t xml:space="preserve">  • 事故率：0.0833%</w:t>
-      </w:r>
-    </w:p>
-    <w:p>
-      <w:r>
-        <w:t>货物损失：</w:t>
-      </w:r>
-    </w:p>
-    <w:p>
-      <w:r>
-        <w:t xml:space="preserve">  • 损失事故数：5 起</w:t>
-      </w:r>
-    </w:p>
-    <w:p>
-      <w:r>
-        <w:t xml:space="preserve">  • 损失货物价值：650.0 万元</w:t>
-      </w:r>
-    </w:p>
-    <w:p>
-      <w:r>
-        <w:t xml:space="preserve">  • 损失率：0.417‰</w:t>
-      </w:r>
-    </w:p>
-    <w:p>
-      <w:r>
-        <w:t>保险费率：</w:t>
-      </w:r>
-    </w:p>
-    <w:p>
-      <w:r>
-        <w:t xml:space="preserve">  • 机身险：42.5‰</w:t>
-      </w:r>
-    </w:p>
-    <w:p>
-      <w:r>
-        <w:t xml:space="preserve">  • 三者险：20.4‰</w:t>
-      </w:r>
-    </w:p>
-    <w:p>
-      <w:r>
-        <w:t xml:space="preserve">  • 货物险：4.74‰</w:t>
-      </w:r>
-    </w:p>
-    <w:p>
-      <w:r>
-        <w:t xml:space="preserve">  • 综合费率：6.76%</w:t>
-      </w:r>
-    </w:p>
-    <w:p>
-      <w:r>
-        <w:t xml:space="preserve">  • 年保费：202800 元</w:t>
-      </w:r>
-    </w:p>
-    <w:p/>
-    <w:p>
-      <w:pPr>
-        <w:pStyle w:val="Heading2"/>
-      </w:pPr>
-      <w:r>
-        <w:t>3.5 V2000CG</w:t>
-      </w:r>
-    </w:p>
-    <w:p>
-      <w:r>
-        <w:t>品牌：Vertiflite</w:t>
-      </w:r>
-    </w:p>
-    <w:p>
-      <w:r>
-        <w:t>单价：3499999 元</w:t>
-      </w:r>
-    </w:p>
-    <w:p>
-      <w:r>
-        <w:t>用途：logistics_heavy</w:t>
-      </w:r>
-    </w:p>
-    <w:p>
-      <w:r>
-        <w:t>风险等级：high（系数：1.40）</w:t>
-      </w:r>
-    </w:p>
-    <w:p>
-      <w:r>
-        <w:t>运营数据：</w:t>
-      </w:r>
-    </w:p>
-    <w:p>
-      <w:r>
-        <w:t xml:space="preserve">  • 2024 年运输架次：5,000 架次</w:t>
-      </w:r>
-    </w:p>
-    <w:p>
-      <w:r>
-        <w:t xml:space="preserve">  • 累计事故数：5 起</w:t>
-      </w:r>
-    </w:p>
-    <w:p>
-      <w:r>
-        <w:t xml:space="preserve">  • 事故率：0.1000%</w:t>
-      </w:r>
-    </w:p>
-    <w:p>
-      <w:r>
-        <w:t>货物损失：</w:t>
-      </w:r>
-    </w:p>
-    <w:p>
-      <w:r>
-        <w:t xml:space="preserve">  • 损失事故数：3 起</w:t>
-      </w:r>
-    </w:p>
-    <w:p>
-      <w:r>
-        <w:t xml:space="preserve">  • 损失货物价值：180.0 万元</w:t>
-      </w:r>
-    </w:p>
-    <w:p>
-      <w:r>
-        <w:t xml:space="preserve">  • 损失率：0.600‰</w:t>
-      </w:r>
-    </w:p>
-    <w:p>
-      <w:r>
-        <w:t>保险费率：</w:t>
-      </w:r>
-    </w:p>
-    <w:p>
-      <w:r>
-        <w:t xml:space="preserve">  • 机身险：35.0‰</w:t>
-      </w:r>
-    </w:p>
-    <w:p>
-      <w:r>
-        <w:t xml:space="preserve">  • 三者险：16.8‰</w:t>
-      </w:r>
-    </w:p>
-    <w:p>
-      <w:r>
-        <w:t xml:space="preserve">  • 货物险：4.86‰</w:t>
-      </w:r>
-    </w:p>
-    <w:p>
-      <w:r>
-        <w:t xml:space="preserve">  • 综合费率：5.67%</w:t>
-      </w:r>
-    </w:p>
-    <w:p>
-      <w:r>
-        <w:t xml:space="preserve">  • 年保费：198450 元</w:t>
-      </w:r>
-    </w:p>
-    <w:p/>
-    <w:p>
-      <w:pPr>
-        <w:pStyle w:val="Heading2"/>
-      </w:pPr>
-      <w:r>
-        <w:t>3.6 TR7</w:t>
-      </w:r>
-    </w:p>
-    <w:p>
-      <w:r>
-        <w:t>品牌：Antwork</w:t>
-      </w:r>
-    </w:p>
-    <w:p>
-      <w:r>
-        <w:t>单价：1199999 元</w:t>
-      </w:r>
-    </w:p>
-    <w:p>
-      <w:r>
-        <w:t>用途：logistics_medical</w:t>
-      </w:r>
-    </w:p>
-    <w:p>
-      <w:r>
-        <w:t>风险等级：medium（系数：1.50）</w:t>
-      </w:r>
-    </w:p>
-    <w:p>
-      <w:r>
-        <w:t>运营数据：</w:t>
-      </w:r>
-    </w:p>
-    <w:p>
-      <w:r>
-        <w:t xml:space="preserve">  • 2024 年运输架次：120,000 架次</w:t>
-      </w:r>
-    </w:p>
-    <w:p>
-      <w:r>
-        <w:t xml:space="preserve">  • 累计事故数：15 起</w:t>
-      </w:r>
-    </w:p>
-    <w:p>
-      <w:r>
-        <w:t xml:space="preserve">  • 事故率：0.0125%</w:t>
-      </w:r>
-    </w:p>
-    <w:p>
-      <w:r>
-        <w:t>货物损失：</w:t>
-      </w:r>
-    </w:p>
-    <w:p>
-      <w:r>
-        <w:t xml:space="preserve">  • 损失事故数：8 起</w:t>
-      </w:r>
-    </w:p>
-    <w:p>
-      <w:r>
-        <w:t xml:space="preserve">  • 损失货物价值：100.0 万元</w:t>
-      </w:r>
-    </w:p>
-    <w:p>
-      <w:r>
-        <w:t xml:space="preserve">  • 损失率：0.067‰</w:t>
-      </w:r>
-    </w:p>
-    <w:p>
-      <w:r>
-        <w:t>保险费率：</w:t>
-      </w:r>
-    </w:p>
-    <w:p>
-      <w:r>
-        <w:t xml:space="preserve">  • 机身险：37.5‰</w:t>
-      </w:r>
-    </w:p>
-    <w:p>
-      <w:r>
-        <w:t xml:space="preserve">  • 三者险：18.0‰</w:t>
-      </w:r>
-    </w:p>
-    <w:p>
-      <w:r>
-        <w:t xml:space="preserve">  • 货物险：3.54‰</w:t>
-      </w:r>
-    </w:p>
-    <w:p>
-      <w:r>
-        <w:t xml:space="preserve">  • 综合费率：5.90%</w:t>
-      </w:r>
-    </w:p>
-    <w:p>
-      <w:r>
-        <w:t xml:space="preserve">  • 年保费：82600 元</w:t>
-      </w:r>
-    </w:p>
-    <w:p/>
-    <w:p>
-      <w:pPr>
-        <w:pStyle w:val="Heading2"/>
-      </w:pPr>
-      <w:r>
-        <w:t>3.7 JDX-1</w:t>
-      </w:r>
-    </w:p>
-    <w:p>
-      <w:r>
-        <w:t>品牌：JD</w:t>
-      </w:r>
-    </w:p>
-    <w:p>
-      <w:r>
-        <w:t>单价：1599999 元</w:t>
-      </w:r>
-    </w:p>
-    <w:p>
-      <w:r>
-        <w:t>用途：logistics</w:t>
-      </w:r>
-    </w:p>
-    <w:p>
-      <w:r>
-        <w:t>风险等级：medium（系数：1.55）</w:t>
-      </w:r>
-    </w:p>
-    <w:p>
-      <w:r>
-        <w:t>运营数据：</w:t>
-      </w:r>
-    </w:p>
-    <w:p>
-      <w:r>
-        <w:t xml:space="preserve">  • 2024 年运输架次：400,000 架次</w:t>
-      </w:r>
-    </w:p>
-    <w:p>
-      <w:r>
-        <w:t xml:space="preserve">  • 累计事故数：24 起</w:t>
-      </w:r>
-    </w:p>
-    <w:p>
-      <w:r>
-        <w:t xml:space="preserve">  • 事故率：0.0060%</w:t>
-      </w:r>
-    </w:p>
-    <w:p>
-      <w:r>
-        <w:t>货物损失：</w:t>
-      </w:r>
-    </w:p>
-    <w:p>
-      <w:r>
-        <w:t xml:space="preserve">  • 损失事故数：12 起</w:t>
-      </w:r>
-    </w:p>
-    <w:p>
-      <w:r>
-        <w:t xml:space="preserve">  • 损失货物价值：18.0 万元</w:t>
-      </w:r>
-    </w:p>
-    <w:p>
-      <w:r>
-        <w:t xml:space="preserve">  • 损失率：0.030‰</w:t>
-      </w:r>
-    </w:p>
-    <w:p>
-      <w:r>
-        <w:t>保险费率：</w:t>
-      </w:r>
-    </w:p>
-    <w:p>
-      <w:r>
-        <w:t xml:space="preserve">  • 机身险：38.8‰</w:t>
-      </w:r>
-    </w:p>
-    <w:p>
-      <w:r>
-        <w:t xml:space="preserve">  • 三者险：18.6‰</w:t>
-      </w:r>
-    </w:p>
-    <w:p>
-      <w:r>
-        <w:t xml:space="preserve">  • 货物险：3.36‰</w:t>
-      </w:r>
-    </w:p>
-    <w:p>
-      <w:r>
-        <w:t xml:space="preserve">  • 综合费率：6.08%</w:t>
-      </w:r>
-    </w:p>
-    <w:p>
-      <w:r>
-        <w:t xml:space="preserve">  • 年保费：103360 元</w:t>
-      </w:r>
-    </w:p>
-    <w:p/>
-    <w:p>
-      <w:pPr>
-        <w:pStyle w:val="Heading2"/>
-      </w:pPr>
-      <w:r>
-        <w:t>3.8 X2-Cargo</w:t>
+        <w:t xml:space="preserve">3.1 </w:t>
       </w:r>
     </w:p>
     <w:p>
@@ -1910,7 +1217,7 @@
     </w:p>
     <w:p>
       <w:r>
-        <w:t>单价：2399999 元</w:t>
+        <w:t>单价：2,399,999 元</w:t>
       </w:r>
     </w:p>
     <w:p>
@@ -1935,12 +1242,12 @@
     </w:p>
     <w:p>
       <w:r>
-        <w:t xml:space="preserve">  • 累计事故数：8 起</w:t>
+        <w:t xml:space="preserve">  • 累计事故数：10 起</w:t>
       </w:r>
     </w:p>
     <w:p>
       <w:r>
-        <w:t xml:space="preserve">  • 事故率：0.1000%</w:t>
+        <w:t xml:space="preserve">  • 事故率：0.1250%</w:t>
       </w:r>
     </w:p>
     <w:p>
@@ -1960,7 +1267,7 @@
     </w:p>
     <w:p>
       <w:r>
-        <w:t xml:space="preserve">  • 损失率：0.500‰</w:t>
+        <w:t xml:space="preserve">  • 损失率：0.875‰</w:t>
       </w:r>
     </w:p>
     <w:p>
@@ -1970,27 +1277,27 @@
     </w:p>
     <w:p>
       <w:r>
-        <w:t xml:space="preserve">  • 机身险：40.0‰</w:t>
+        <w:t xml:space="preserve">  • 机身险：0‰</w:t>
       </w:r>
     </w:p>
     <w:p>
       <w:r>
-        <w:t xml:space="preserve">  • 三者险：19.2‰</w:t>
+        <w:t xml:space="preserve">  • 三者险：0‰</w:t>
       </w:r>
     </w:p>
     <w:p>
       <w:r>
-        <w:t xml:space="preserve">  • 货物险：4.95‰</w:t>
+        <w:t xml:space="preserve">  • 货物险：0‰</w:t>
       </w:r>
     </w:p>
     <w:p>
       <w:r>
-        <w:t xml:space="preserve">  • 综合费率：6.42%</w:t>
+        <w:t xml:space="preserve">  • 综合费率：0%</w:t>
       </w:r>
     </w:p>
     <w:p>
       <w:r>
-        <w:t xml:space="preserve">  • 年保费：179760 元</w:t>
+        <w:t xml:space="preserve">  • 年保费：0 元</w:t>
       </w:r>
     </w:p>
     <w:p/>
